--- a/docs/cr-47155/CR47155_06_Release.docx
+++ b/docs/cr-47155/CR47155_06_Release.docx
@@ -521,7 +521,7 @@
               <w:rPr>
                 <w:sz w:val="19"/>
               </w:rPr>
-              <w:t>FR-038 OA plots, platform upgrade (Kotlin 2.4.21, Compose Multiplatform 1.12.2)</w:t>
+              <w:t>FR-038 OA plots, platform upgrade (Kotlin 2.4.21, Compose Multiplatform 1.11.1)</w:t>
             </w:r>
           </w:p>
         </w:tc>
